--- a/src/Layout/StandardPurchaseOrderEmail.docx
+++ b/src/Layout/StandardPurchaseOrderEmail.docx
@@ -204,6 +204,8 @@
  
          < C u r > C u r < / C u r >   
+         < C u r r e n c y _ S y m b o l > C u r r e n c y _ S y m b o l < / C u r r e n c y _ S y m b o l > + 
          < D i m T e x t > D i m T e x t < / D i m T e x t >   
          < D o c T y p e _ P u r c h H e a d e r > D o c T y p e _ P u r c h H e a d e r < / D o c T y p e _ P u r c h H e a d e r > 